--- a/14种扫雷变体/Q.docx
+++ b/14种扫雷变体/Q.docx
@@ -173,7 +173,7 @@
       <w:pPr>
         <w:pStyle w:val="a9"/>
         <w:rPr>
-          <w:rFonts w:cstheme="minorHAnsi" w:hint="eastAsia"/>
+          <w:rFonts w:cstheme="minorHAnsi"/>
           <w:szCs w:val="24"/>
           <w:lang w:eastAsia="zh-CN"/>
         </w:rPr>
@@ -221,6 +221,54 @@
             </a:graphic>
           </wp:inline>
         </w:drawing>
+      </w:r>
+    </w:p>
+    <w:p>
+      <w:pPr>
+        <w:pStyle w:val="a9"/>
+        <w:rPr>
+          <w:rFonts w:cstheme="minorHAnsi"/>
+          <w:szCs w:val="24"/>
+          <w:lang w:eastAsia="zh-CN"/>
+        </w:rPr>
+      </w:pPr>
+    </w:p>
+    <w:p>
+      <w:pPr>
+        <w:pStyle w:val="a9"/>
+        <w:numPr>
+          <w:ilvl w:val="0"/>
+          <w:numId w:val="2"/>
+        </w:numPr>
+        <w:rPr>
+          <w:rFonts w:cstheme="minorHAnsi" w:hint="eastAsia"/>
+          <w:szCs w:val="24"/>
+          <w:lang w:eastAsia="zh-CN"/>
+        </w:rPr>
+      </w:pPr>
+      <w:r>
+        <w:rPr>
+          <w:rFonts w:cstheme="minorHAnsi" w:hint="eastAsia"/>
+          <w:szCs w:val="24"/>
+          <w:lang w:eastAsia="zh-CN"/>
+        </w:rPr>
+        <w:t>假设雷都在一个区域</w:t>
+      </w:r>
+      <w:r>
+        <w:rPr>
+          <w:rFonts w:cstheme="minorHAnsi"/>
+          <w:szCs w:val="24"/>
+          <w:lang w:eastAsia="zh-CN"/>
+        </w:rPr>
+        <w:t>-&gt;</w:t>
+      </w:r>
+      <w:r>
+        <w:rPr>
+          <w:rFonts w:cstheme="minorHAnsi"/>
+          <w:szCs w:val="24"/>
+          <w:lang w:eastAsia="zh-CN"/>
+        </w:rPr>
+        <w:t>矛盾</w:t>
       </w:r>
     </w:p>
     <w:sectPr>
@@ -1058,7 +1106,6 @@
   <w:style w:type="character" w:default="1" w:styleId="a0">
     <w:name w:val="Default Paragraph Font"/>
     <w:uiPriority w:val="1"/>
-    <w:semiHidden/>
     <w:unhideWhenUsed/>
   </w:style>
   <w:style w:type="table" w:default="1" w:styleId="a1">

--- a/14种扫雷变体/Q.docx
+++ b/14种扫雷变体/Q.docx
@@ -241,34 +241,120 @@
           <w:numId w:val="2"/>
         </w:numPr>
         <w:rPr>
+          <w:rFonts w:cstheme="minorHAnsi"/>
+          <w:szCs w:val="24"/>
+          <w:lang w:eastAsia="zh-CN"/>
+        </w:rPr>
+      </w:pPr>
+      <w:r>
+        <w:rPr>
           <w:rFonts w:cstheme="minorHAnsi" w:hint="eastAsia"/>
           <w:szCs w:val="24"/>
           <w:lang w:eastAsia="zh-CN"/>
         </w:rPr>
-      </w:pPr>
-      <w:r>
+        <w:t>假设雷都在一个区域</w:t>
+      </w:r>
+      <w:r>
+        <w:rPr>
+          <w:rFonts w:cstheme="minorHAnsi"/>
+          <w:szCs w:val="24"/>
+          <w:lang w:eastAsia="zh-CN"/>
+        </w:rPr>
+        <w:t>-&gt;</w:t>
+      </w:r>
+      <w:r>
+        <w:rPr>
+          <w:rFonts w:cstheme="minorHAnsi"/>
+          <w:szCs w:val="24"/>
+          <w:lang w:eastAsia="zh-CN"/>
+        </w:rPr>
+        <w:t>矛盾</w:t>
+      </w:r>
+    </w:p>
+    <w:p>
+      <w:pPr>
+        <w:pStyle w:val="a9"/>
         <w:rPr>
           <w:rFonts w:cstheme="minorHAnsi" w:hint="eastAsia"/>
           <w:szCs w:val="24"/>
           <w:lang w:eastAsia="zh-CN"/>
         </w:rPr>
-        <w:t>假设雷都在一个区域</w:t>
-      </w:r>
+      </w:pPr>
       <w:r>
         <w:rPr>
           <w:rFonts w:cstheme="minorHAnsi"/>
           <w:szCs w:val="24"/>
           <w:lang w:eastAsia="zh-CN"/>
         </w:rPr>
-        <w:t>-&gt;</w:t>
-      </w:r>
-      <w:r>
+        <w:t xml:space="preserve">e.g. </w:t>
+      </w:r>
+      <w:r>
+        <w:rPr>
+          <w:rFonts w:cstheme="minorHAnsi" w:hint="eastAsia"/>
+          <w:szCs w:val="24"/>
+          <w:lang w:eastAsia="zh-CN"/>
+        </w:rPr>
+        <w:t>假设雷都在圈出区域，那么无法满足右边的</w:t>
+      </w:r>
+      <w:r>
+        <w:rPr>
+          <w:rFonts w:cstheme="minorHAnsi" w:hint="eastAsia"/>
+          <w:szCs w:val="24"/>
+          <w:lang w:eastAsia="zh-CN"/>
+        </w:rPr>
+        <w:t>3</w:t>
+      </w:r>
+    </w:p>
+    <w:p>
+      <w:pPr>
+        <w:pStyle w:val="a9"/>
         <w:rPr>
           <w:rFonts w:cstheme="minorHAnsi"/>
           <w:szCs w:val="24"/>
           <w:lang w:eastAsia="zh-CN"/>
         </w:rPr>
-        <w:t>矛盾</w:t>
+      </w:pPr>
+      <w:r>
+        <w:rPr>
+          <w:rFonts w:cstheme="minorHAnsi"/>
+          <w:szCs w:val="24"/>
+          <w:lang w:eastAsia="zh-CN"/>
+        </w:rPr>
+        <w:drawing>
+          <wp:inline distT="0" distB="0" distL="0" distR="0" wp14:anchorId="561DBF66" wp14:editId="28A5B189">
+            <wp:extent cx="4161253" cy="3773985"/>
+            <wp:effectExtent l="0" t="0" r="0" b="0"/>
+            <wp:docPr id="555612597" name="图片 1"/>
+            <wp:cNvGraphicFramePr>
+              <a:graphicFrameLocks xmlns:a="http://schemas.openxmlformats.org/drawingml/2006/main" noChangeAspect="1"/>
+            </wp:cNvGraphicFramePr>
+            <a:graphic xmlns:a="http://schemas.openxmlformats.org/drawingml/2006/main">
+              <a:graphicData uri="http://schemas.openxmlformats.org/drawingml/2006/picture">
+                <pic:pic xmlns:pic="http://schemas.openxmlformats.org/drawingml/2006/picture">
+                  <pic:nvPicPr>
+                    <pic:cNvPr id="555612597" name=""/>
+                    <pic:cNvPicPr/>
+                  </pic:nvPicPr>
+                  <pic:blipFill>
+                    <a:blip r:embed="rId9"/>
+                    <a:stretch>
+                      <a:fillRect/>
+                    </a:stretch>
+                  </pic:blipFill>
+                  <pic:spPr>
+                    <a:xfrm>
+                      <a:off x="0" y="0"/>
+                      <a:ext cx="4169312" cy="3781294"/>
+                    </a:xfrm>
+                    <a:prstGeom prst="rect">
+                      <a:avLst/>
+                    </a:prstGeom>
+                  </pic:spPr>
+                </pic:pic>
+              </a:graphicData>
+            </a:graphic>
+          </wp:inline>
+        </w:drawing>
       </w:r>
     </w:p>
     <w:sectPr>
@@ -1106,6 +1192,7 @@
   <w:style w:type="character" w:default="1" w:styleId="a0">
     <w:name w:val="Default Paragraph Font"/>
     <w:uiPriority w:val="1"/>
+    <w:semiHidden/>
     <w:unhideWhenUsed/>
   </w:style>
   <w:style w:type="table" w:default="1" w:styleId="a1">
